--- a/report.docx
+++ b/report.docx
@@ -84,14 +84,27 @@
       <w:r>
         <w:t xml:space="preserve">Figure </w:t>
       </w:r>
-      <w:fldSimple w:instr=" SEQ Figure \* ARABIC ">
-        <w:r>
-          <w:rPr>
-            <w:noProof/>
-          </w:rPr>
-          <w:t>1</w:t>
-        </w:r>
-      </w:fldSimple>
+      <w:r>
+        <w:fldChar w:fldCharType="begin"/>
+      </w:r>
+      <w:r>
+        <w:instrText xml:space="preserve"> SEQ Figure \* ARABIC </w:instrText>
+      </w:r>
+      <w:r>
+        <w:fldChar w:fldCharType="separate"/>
+      </w:r>
+      <w:r>
+        <w:rPr>
+          <w:noProof/>
+        </w:rPr>
+        <w:t>1</w:t>
+      </w:r>
+      <w:r>
+        <w:rPr>
+          <w:noProof/>
+        </w:rPr>
+        <w:fldChar w:fldCharType="end"/>
+      </w:r>
       <w:r>
         <w:t>: Diagram of the password manager program</w:t>
       </w:r>
@@ -117,25 +130,49 @@
         <w:t xml:space="preserve"> in the same directory as the program executable. The Vaultfile contains </w:t>
       </w:r>
       <w:r>
-        <w:t>2</w:t>
-      </w:r>
-      <w:r>
-        <w:t xml:space="preserve"> units of information: the salted hash of the vault’s master password and an AES</w:t>
+        <w:t>3</w:t>
+      </w:r>
+      <w:r>
+        <w:t xml:space="preserve"> units of information: the </w:t>
+      </w:r>
+      <w:r>
+        <w:t xml:space="preserve">bcrypt </w:t>
+      </w:r>
+      <w:r>
+        <w:t>salted hash of the vault’s master password</w:t>
+      </w:r>
+      <w:r>
+        <w:t>, the pbkdf2 salt for stretching the password into an encryption key,</w:t>
+      </w:r>
+      <w:r>
+        <w:t xml:space="preserve"> and an AES</w:t>
       </w:r>
       <w:r>
         <w:t>-256</w:t>
       </w:r>
       <w:r>
-        <w:t xml:space="preserve"> (GC</w:t>
-      </w:r>
-      <w:r>
-        <w:t>M</w:t>
+        <w:t xml:space="preserve"> (</w:t>
+      </w:r>
+      <w:r>
+        <w:t>CBC</w:t>
       </w:r>
       <w:r>
         <w:t xml:space="preserve"> mode)</w:t>
       </w:r>
       <w:r>
-        <w:t xml:space="preserve"> encrypted serialized key-value structure containing the vault’s identifier-password pairs.</w:t>
+        <w:t xml:space="preserve"> encrypted </w:t>
+      </w:r>
+      <w:r>
+        <w:t>gob-</w:t>
+      </w:r>
+      <w:r>
+        <w:t>serialized key-value structure containing the vault’s identifier-password pairs.</w:t>
+      </w:r>
+      <w:r>
+        <w:t xml:space="preserve"> </w:t>
+      </w:r>
+      <w:r>
+        <w:t>The serialized store is base64 encoded.</w:t>
       </w:r>
     </w:p>
     <w:p>
@@ -178,7 +215,25 @@
         <w:t>The input will be</w:t>
       </w:r>
       <w:r>
-        <w:t xml:space="preserve"> checked against the Vaultfile’s salted hash. If authentication succeeds, the input password is used as the decryption key to load in the vault contents. The user can then interact with the vault’s contents by supplying the </w:t>
+        <w:t xml:space="preserve"> checked against the Vaultfile’s salted hash. If authentication succeeds, the input password </w:t>
+      </w:r>
+      <w:r>
+        <w:t>is put through the PBKDF2 key-stretcher</w:t>
+      </w:r>
+      <w:r>
+        <w:t xml:space="preserve"> (along with the stored PBKDF2 salt)</w:t>
+      </w:r>
+      <w:r>
+        <w:t xml:space="preserve"> to generate</w:t>
+      </w:r>
+      <w:r>
+        <w:t xml:space="preserve"> the decryption key </w:t>
+      </w:r>
+      <w:r>
+        <w:t xml:space="preserve">used </w:t>
+      </w:r>
+      <w:r>
+        <w:t xml:space="preserve">to load in the vault contents. The user can then interact with the vault’s contents by supplying the </w:t>
       </w:r>
       <w:r>
         <w:t>identifier</w:t>

--- a/report.docx
+++ b/report.docx
@@ -28,9 +28,9 @@
           <w:noProof/>
         </w:rPr>
         <w:drawing>
-          <wp:inline distT="0" distB="0" distL="0" distR="0" wp14:anchorId="5C65F314" wp14:editId="5AF5D0F3">
-            <wp:extent cx="4611600" cy="5497083"/>
-            <wp:effectExtent l="0" t="0" r="0" b="8890"/>
+          <wp:inline distT="0" distB="0" distL="0" distR="0" wp14:anchorId="5C65F314" wp14:editId="1F1AA83F">
+            <wp:extent cx="5457600" cy="6292800"/>
+            <wp:effectExtent l="0" t="0" r="0" b="0"/>
             <wp:docPr id="1" name="Picture 1"/>
             <wp:cNvGraphicFramePr>
               <a:graphicFrameLocks xmlns:a="http://schemas.openxmlformats.org/drawingml/2006/main" noChangeAspect="1"/>
@@ -59,7 +59,7 @@
                   <pic:spPr bwMode="auto">
                     <a:xfrm>
                       <a:off x="0" y="0"/>
-                      <a:ext cx="4611600" cy="5497083"/>
+                      <a:ext cx="5457600" cy="6292800"/>
                     </a:xfrm>
                     <a:prstGeom prst="rect">
                       <a:avLst/>
@@ -133,16 +133,22 @@
         <w:t>3</w:t>
       </w:r>
       <w:r>
-        <w:t xml:space="preserve"> units of information: the </w:t>
-      </w:r>
-      <w:r>
-        <w:t xml:space="preserve">bcrypt </w:t>
-      </w:r>
-      <w:r>
-        <w:t>salted hash of the vault’s master password</w:t>
-      </w:r>
-      <w:r>
-        <w:t>, the pbkdf2 salt for stretching the password into an encryption key,</w:t>
+        <w:t xml:space="preserve"> </w:t>
+      </w:r>
+      <w:r>
+        <w:t>strings</w:t>
+      </w:r>
+      <w:r>
+        <w:t xml:space="preserve"> of information: the salted hash of the vault’s master password</w:t>
+      </w:r>
+      <w:r>
+        <w:t xml:space="preserve">, the </w:t>
+      </w:r>
+      <w:r>
+        <w:t xml:space="preserve">KDF </w:t>
+      </w:r>
+      <w:r>
+        <w:t>salt for stretching the password into an encryption key,</w:t>
       </w:r>
       <w:r>
         <w:t xml:space="preserve"> and an AES</w:t>
@@ -177,6 +183,7 @@
     </w:p>
     <w:p>
       <w:r>
+        <w:lastRenderedPageBreak/>
         <w:t xml:space="preserve">The user </w:t>
       </w:r>
       <w:r>
@@ -191,13 +198,25 @@
     </w:p>
     <w:p>
       <w:r>
-        <w:t xml:space="preserve">When initializing a new Vaultfile, the user is prompted for a master password which will be </w:t>
-      </w:r>
-      <w:r>
-        <w:t xml:space="preserve">randomly salted, </w:t>
-      </w:r>
-      <w:r>
-        <w:t xml:space="preserve">hashed, and stored in </w:t>
+        <w:t>When initializing a new Vaultfile, the user is prompted for a master password which will be</w:t>
+      </w:r>
+      <w:r>
+        <w:t xml:space="preserve"> salted</w:t>
+      </w:r>
+      <w:r>
+        <w:t xml:space="preserve"> and</w:t>
+      </w:r>
+      <w:r>
+        <w:t xml:space="preserve"> </w:t>
+      </w:r>
+      <w:r>
+        <w:t>hashed</w:t>
+      </w:r>
+      <w:r>
+        <w:t xml:space="preserve"> with bcrypt then </w:t>
+      </w:r>
+      <w:r>
+        <w:t xml:space="preserve">stored in </w:t>
       </w:r>
       <w:r>
         <w:t>a</w:t>
@@ -208,8 +227,13 @@
     </w:p>
     <w:p>
       <w:r>
-        <w:lastRenderedPageBreak/>
-        <w:t xml:space="preserve">When adding, removing, or viewing (fetching) the vault contents, the user will be asked for their master password. </w:t>
+        <w:t>When</w:t>
+      </w:r>
+      <w:r>
+        <w:t xml:space="preserve"> accessing</w:t>
+      </w:r>
+      <w:r>
+        <w:t xml:space="preserve"> the vault contents, the user will be asked for their master password. </w:t>
       </w:r>
       <w:r>
         <w:t>The input will be</w:t>
@@ -356,6 +380,18 @@
       <w:r>
         <w:t>as the key.</w:t>
       </w:r>
+      <w:r>
+        <w:t xml:space="preserve"> The salt of the KDF is randomly generated and stored as part of the Vaultfile. AES runs in CBC mode with a randomly generated IV prepended to the result of any encryption operation, to be recovered when decrypting.</w:t>
+      </w:r>
+      <w:r>
+        <w:t xml:space="preserve"> This avoids weaknesses associated with insecure cipher modes (i.e.</w:t>
+      </w:r>
+      <w:r>
+        <w:t>,</w:t>
+      </w:r>
+      <w:r>
+        <w:t xml:space="preserve"> ECB) and/or IV reuse.</w:t>
+      </w:r>
     </w:p>
     <w:p>
       <w:r>
@@ -374,10 +410,43 @@
         <w:t xml:space="preserve">not much </w:t>
       </w:r>
       <w:r>
-        <w:t>stopping a person from simply deleting the Vaultfile, or writing nonsense to its contents. However, recovering the master password from the hash or the decrypted vault storage will be a significant challenge.</w:t>
-      </w:r>
-      <w:r>
-        <w:t xml:space="preserve"> This also makes password vaults highly portable.</w:t>
+        <w:t>stopping a person from simply deleting the Vaultfile, or writing nonsense to its contents.</w:t>
+      </w:r>
+      <w:r>
+        <w:t xml:space="preserve"> Furthermore, interaction and data presentation </w:t>
+      </w:r>
+      <w:r>
+        <w:t>use</w:t>
+      </w:r>
+      <w:r>
+        <w:t xml:space="preserve"> standard I/O. Shoulder-surfing or looking through </w:t>
+      </w:r>
+      <w:r>
+        <w:t>any saved std</w:t>
+      </w:r>
+      <w:r>
+        <w:t>IO</w:t>
+      </w:r>
+      <w:r>
+        <w:t xml:space="preserve"> history</w:t>
+      </w:r>
+      <w:r>
+        <w:t xml:space="preserve"> is enough to see anything a user inputs or</w:t>
+      </w:r>
+      <w:r>
+        <w:t xml:space="preserve"> anything the program outputs</w:t>
+      </w:r>
+      <w:r>
+        <w:t xml:space="preserve"> (e.g. passwords). </w:t>
+      </w:r>
+      <w:r>
+        <w:t xml:space="preserve">The core cryptography will be very difficult to crack, however – </w:t>
+      </w:r>
+      <w:r>
+        <w:t xml:space="preserve">polishing the data presentation with </w:t>
+      </w:r>
+      <w:r>
+        <w:t>a way to hide user input + ephemerally display sensitive content will be enough to make this viable for use.</w:t>
       </w:r>
     </w:p>
     <w:sectPr>
